--- a/docs/investor-materials/v1.5/aviation-ops/CTDI-executive-summary-aviation-ops.docx
+++ b/docs/investor-materials/v1.5/aviation-ops/CTDI-executive-summary-aviation-ops.docx
@@ -37,7 +37,7 @@
           <w:i w:val="0"/>
           <w:sz w:val="22"/>
         </w:rPr>
-        <w:t>[operator LLC], LLC · Arlington, VA · August 2026 · info@example.com</w:t>
+        <w:t>CS Executive Services, LLC · Arlington, VA · August 2026 · info@example.com</w:t>
       </w:r>
     </w:p>
     <w:p>
@@ -73,7 +73,7 @@
           <w:i w:val="0"/>
           <w:sz w:val="22"/>
         </w:rPr>
-        <w:t>CTDI (Corporate Travel Dispatch Intelligence) is a 24/7 self-hosted operational dispatch-intelligence platform built and operated by the operator (USMC veteran; owner, [operator LLC], LLC, Arlington, VA). For an aviation operations audience the core proposition is direct: CTDI consumes all six FAA SWIM data services as native push feeds under real, approved credentials — FDPS flight data, STDDS surface/terminal tracks, TFMS traffic-flow management, TBFM arrival metering, ITWS terminal weather, and AIM/FNS digital NOTAMs — fuses them with weather, TFR, NAS-status, rail, and own-RF ADS-B/ACARS data, computes a deterministic go/no-go risk score, and pushes real-time alerts to the ops desk. The entire stack, including 21 dedicated local LLM models for narrative briefs, runs on a single Raspberry Pi 5-class edge node the operator owns — no cloud dependency for core operations, and a measured $0 in cloud-LLM spend across 25,147 logged inference calls over 46 days.</w:t>
+        <w:t>CTDI (Corporate Travel Dispatch Intelligence) is a 24/7 self-hosted operational dispatch-intelligence platform built and operated by the operator (USMC veteran; owner, CS Executive Services, LLC, Arlington, VA). For an aviation operations audience the core proposition is direct: CTDI consumes all six FAA SWIM data services as native push feeds under real, approved credentials — FDPS flight data, STDDS surface/terminal tracks, TFMS traffic-flow management, TBFM arrival metering, ITWS terminal weather, and AIM/FNS digital NOTAMs — fuses them with weather, TFR, NAS-status, rail, and own-RF ADS-B/ACARS data, computes a deterministic go/no-go risk score, and pushes real-time alerts to the ops desk. The entire stack, including 21 dedicated local LLM models for narrative briefs, runs on a single Raspberry Pi 5-class edge node the operator owns — no cloud dependency for core operations, and a measured $0 in cloud-LLM spend across 25,147 logged inference calls over 46 days.</w:t>
       </w:r>
     </w:p>
     <w:p>
@@ -495,7 +495,7 @@
           <w:i w:val="0"/>
           <w:sz w:val="22"/>
         </w:rPr>
-        <w:t>CTDI adopted BSL 1.1 on 2026-08-24 (the same structure used by MariaDB, HashiCorp, and Sentry), closing the "no LICENSE file" gap flagged in every prior verification. Licensor: [operator LLC], LLC; Change Date 2030-08-24; each version converts to GPL v3-or-later four years after first public distribution. Free always for non-production use; free in production for personal self-hosting and for internal relay/middleware use by an organization of any size — provided that use never serves a fee-based product or service to a third-party client. Hosted resale, white-labeling, platform absorption, and any use in connection with a fee-based client service (even invisibly, even bundled into a retainer) require a commercial license. Disclosed plainly: the Additional Use Grant language is a working draft under legal review; prospective commercial licensees should confirm terms directly.</w:t>
+        <w:t>CTDI adopted BSL 1.1 on 2026-08-24 (the same structure used by MariaDB, HashiCorp, and Sentry), closing the "no LICENSE file" gap flagged in every prior verification. Licensor: CS Executive Services, LLC; Change Date 2030-08-24; each version converts to GPL v3-or-later four years after first public distribution. Free always for non-production use; free in production for personal self-hosting and for internal relay/middleware use by an organization of any size — provided that use never serves a fee-based product or service to a third-party client. Hosted resale, white-labeling, platform absorption, and any use in connection with a fee-based client service (even invisibly, even bundled into a retainer) require a commercial license. Disclosed plainly: the Additional Use Grant language is a working draft under legal review; prospective commercial licensees should confirm terms directly.</w:t>
       </w:r>
     </w:p>
     <w:p>
